--- a/policies/build/masters/IMS.2_v2_master.docx
+++ b/policies/build/masters/IMS.2_v2_master.docx
@@ -11,40 +11,25 @@
         <w:rPr>
           <w:b/>
           <w:bCs/>
+          <w:sz w:val="28"/>
+          <w:szCs w:val="28"/>
+        </w:rPr>
+        <w:t>Policy on Complete and Accurate Medical Record</w:t>
+      </w:r>
+    </w:p>
+    <w:p>
+      <w:pPr>
+        <w:spacing w:after="60"/>
+        <w:jc w:val="center"/>
+      </w:pPr>
+      <w:r>
+        <w:rPr>
+          <w:b/>
+          <w:bCs/>
           <w:sz w:val="32"/>
           <w:szCs w:val="32"/>
         </w:rPr>
         <w:t xml:space="preserve">«Hospital Name»</w:t>
-      </w:r>
-    </w:p>
-    <w:p>
-      <w:pPr>
-        <w:spacing w:after="60"/>
-        <w:jc w:val="center"/>
-      </w:pPr>
-      <w:r>
-        <w:rPr>
-          <w:b/>
-          <w:bCs/>
-          <w:sz w:val="28"/>
-          <w:szCs w:val="28"/>
-        </w:rPr>
-        <w:t xml:space="preserve">Complete and Accurate Medical Record</w:t>
-      </w:r>
-    </w:p>
-    <w:p>
-      <w:pPr>
-        <w:spacing w:after="240"/>
-        <w:jc w:val="center"/>
-      </w:pPr>
-      <w:r>
-        <w:rPr>
-          <w:i/>
-          <w:iCs/>
-          <w:sz w:val="20"/>
-          <w:szCs w:val="20"/>
-        </w:rPr>
-        <w:t xml:space="preserve">Unique identifier, contents, authorised writers and authenticated entries.</w:t>
       </w:r>
     </w:p>
     <w:p>
@@ -2370,172 +2355,6 @@
         <w:t xml:space="preserve">The Medical Records Officer holds signed acknowledgements.</w:t>
       </w:r>
     </w:p>
-    <w:p>
-      <w:pPr>
-        <w:pStyle w:val="Heading1"/>
-        <w:spacing w:after="120" w:before="280"/>
-      </w:pPr>
-      <w:r>
-        <w:t xml:space="preserve">9. References</w:t>
-      </w:r>
-    </w:p>
-    <w:p>
-      <w:pPr>
-        <w:pStyle w:val="ListParagraph"/>
-        <w:numPr>
-          <w:ilvl w:val="0"/>
-          <w:numId w:val="1"/>
-        </w:numPr>
-        <w:spacing w:after="60"/>
-      </w:pPr>
-      <w:r>
-        <w:rPr>
-          <w:sz w:val="22"/>
-          <w:szCs w:val="22"/>
-        </w:rPr>
-        <w:t xml:space="preserve">National Accreditation Board for Hospitals and Healthcare Providers (NABH), Standards for Small Healthcare Organisations, 3rd Edition — Information Management System chapter, standard IMS.2.</w:t>
-      </w:r>
-    </w:p>
-    <w:p>
-      <w:pPr>
-        <w:pStyle w:val="ListParagraph"/>
-        <w:numPr>
-          <w:ilvl w:val="0"/>
-          <w:numId w:val="1"/>
-        </w:numPr>
-        <w:spacing w:after="60"/>
-      </w:pPr>
-      <w:r>
-        <w:rPr>
-          <w:sz w:val="22"/>
-          <w:szCs w:val="22"/>
-        </w:rPr>
-        <w:t xml:space="preserve">Electronic Health Record (EHR) Standards for India, 2016 — guidance cited by the chapter.</w:t>
-      </w:r>
-    </w:p>
-    <w:p>
-      <w:pPr>
-        <w:pStyle w:val="ListParagraph"/>
-        <w:numPr>
-          <w:ilvl w:val="0"/>
-          <w:numId w:val="1"/>
-        </w:numPr>
-        <w:spacing w:after="60"/>
-      </w:pPr>
-      <w:r>
-        <w:rPr>
-          <w:sz w:val="22"/>
-          <w:szCs w:val="22"/>
-        </w:rPr>
-        <w:t xml:space="preserve">Internal documents of «Hospital Name»: medical-record contents list; authorised-writer list; authorised-abbreviations list; unique-identifier assignment check.</w:t>
-      </w:r>
-    </w:p>
-    <w:p>
-      <w:pPr>
-        <w:pStyle w:val="Heading1"/>
-        <w:spacing w:after="120" w:before="280"/>
-      </w:pPr>
-      <w:r>
-        <w:t xml:space="preserve">10. Distribution</w:t>
-      </w:r>
-    </w:p>
-    <w:p>
-      <w:pPr>
-        <w:spacing w:after="140"/>
-      </w:pPr>
-      <w:r>
-        <w:rPr>
-          <w:sz w:val="22"/>
-          <w:szCs w:val="22"/>
-        </w:rPr>
-        <w:t xml:space="preserve">Official master copy: office of the Medical Superintendent, «Hospital Name», with the Medical Records Officer and the Quality Coordinator.</w:t>
-      </w:r>
-    </w:p>
-    <w:p>
-      <w:pPr>
-        <w:spacing w:after="140"/>
-      </w:pPr>
-      <w:r>
-        <w:rPr>
-          <w:sz w:val="22"/>
-          <w:szCs w:val="22"/>
-        </w:rPr>
-        <w:t xml:space="preserve">Copies issued to: all clinical departments; nursing stations; records office.</w:t>
-      </w:r>
-    </w:p>
-    <w:p>
-      <w:pPr>
-        <w:spacing w:after="140"/>
-      </w:pPr>
-      <w:r>
-        <w:rPr>
-          <w:sz w:val="22"/>
-          <w:szCs w:val="22"/>
-        </w:rPr>
-        <w:t xml:space="preserve">The current version is available to all staff at the «records-office policy file» and, if the hospital keeps an intranet, at «staff intranet / policies».</w:t>
-      </w:r>
-    </w:p>
-    <w:p>
-      <w:pPr>
-        <w:spacing w:after="140"/>
-      </w:pPr>
-      <w:r>
-        <w:rPr>
-          <w:sz w:val="22"/>
-          <w:szCs w:val="22"/>
-        </w:rPr>
-        <w:t xml:space="preserve">When a new version is issued, take old copies out of use.</w:t>
-      </w:r>
-    </w:p>
-    <w:p>
-      <w:pPr>
-        <w:pStyle w:val="Heading1"/>
-        <w:spacing w:after="120" w:before="280"/>
-      </w:pPr>
-      <w:r>
-        <w:t xml:space="preserve">11. Abbreviations</w:t>
-      </w:r>
-    </w:p>
-    <w:p>
-      <w:pPr>
-        <w:spacing w:after="140"/>
-      </w:pPr>
-      <w:r>
-        <w:rPr>
-          <w:sz w:val="22"/>
-          <w:szCs w:val="22"/>
-        </w:rPr>
-        <w:t xml:space="preserve">CAPA — corrective and preventive action
-EHR — electronic health record
-IMS — Information Management System (NABH SHCO chapter 10)
-NABH — National Accreditation Board for Hospitals and Healthcare Providers
-OE — objective element
-SHCO — Standards for Small Healthcare Organisations</w:t>
-      </w:r>
-    </w:p>
-    <w:p>
-      <w:pPr>
-        <w:pStyle w:val="Heading1"/>
-        <w:spacing w:after="120" w:before="280"/>
-      </w:pPr>
-      <w:r>
-        <w:t xml:space="preserve">12. Traceability to NABH SHCO 3rd Edition IMS.2</w:t>
-      </w:r>
-    </w:p>
-    <w:p>
-      <w:pPr>
-        <w:spacing w:after="120"/>
-      </w:pPr>
-      <w:r>
-        <w:rPr>
-          <w:i/>
-          <w:iCs/>
-          <w:sz w:val="20"/>
-          <w:szCs w:val="20"/>
-        </w:rPr>
-        <w:t xml:space="preserve">This table is an index. It is not how the policy is organised.</w:t>
-      </w:r>
-    </w:p>
     <w:tbl>
       <w:tblPr>
         <w:tblW w:type="pct" w:w="100%"/>
@@ -3105,7 +2924,113 @@
         <w:spacing w:after="120" w:before="280"/>
       </w:pPr>
       <w:r>
-        <w:t xml:space="preserve">13. Required Records / Evidence Checklist</w:t>
+        <w:t>9. Distribution</w:t>
+      </w:r>
+    </w:p>
+    <w:p>
+      <w:pPr>
+        <w:spacing w:after="140"/>
+      </w:pPr>
+      <w:r>
+        <w:rPr>
+          <w:sz w:val="22"/>
+          <w:szCs w:val="22"/>
+        </w:rPr>
+        <w:t xml:space="preserve">Official master copy: office of the Medical Superintendent, «Hospital Name», with the Medical Records Officer and the Quality Coordinator.</w:t>
+      </w:r>
+    </w:p>
+    <w:p>
+      <w:pPr>
+        <w:spacing w:after="140"/>
+      </w:pPr>
+      <w:r>
+        <w:rPr>
+          <w:sz w:val="22"/>
+          <w:szCs w:val="22"/>
+        </w:rPr>
+        <w:t xml:space="preserve">Copies issued to: all clinical departments; nursing stations; records office.</w:t>
+      </w:r>
+    </w:p>
+    <w:p>
+      <w:pPr>
+        <w:spacing w:after="140"/>
+      </w:pPr>
+      <w:r>
+        <w:rPr>
+          <w:sz w:val="22"/>
+          <w:szCs w:val="22"/>
+        </w:rPr>
+        <w:t xml:space="preserve">The current version is available to all staff at the «records-office policy file» and, if the hospital keeps an intranet, at «staff intranet / policies».</w:t>
+      </w:r>
+    </w:p>
+    <w:p>
+      <w:pPr>
+        <w:spacing w:after="140"/>
+      </w:pPr>
+      <w:r>
+        <w:rPr>
+          <w:sz w:val="22"/>
+          <w:szCs w:val="22"/>
+        </w:rPr>
+        <w:t xml:space="preserve">When a new version is issued, take old copies out of use.</w:t>
+      </w:r>
+    </w:p>
+    <w:p>
+      <w:pPr>
+        <w:pStyle w:val="Heading1"/>
+        <w:spacing w:after="120" w:before="280"/>
+      </w:pPr>
+      <w:r>
+        <w:t>10. Abbreviations</w:t>
+      </w:r>
+    </w:p>
+    <w:p>
+      <w:pPr>
+        <w:spacing w:after="140"/>
+      </w:pPr>
+      <w:r>
+        <w:rPr>
+          <w:sz w:val="22"/>
+          <w:szCs w:val="22"/>
+        </w:rPr>
+        <w:t xml:space="preserve">CAPA — corrective and preventive action
+EHR — electronic health record
+IMS — Information Management System (NABH SHCO chapter 10)
+NABH — National Accreditation Board for Hospitals and Healthcare Providers
+OE — objective element
+SHCO — Standards for Small Healthcare Organisations</w:t>
+      </w:r>
+    </w:p>
+    <w:p>
+      <w:pPr>
+        <w:pStyle w:val="Heading1"/>
+        <w:spacing w:after="120" w:before="280"/>
+      </w:pPr>
+      <w:r>
+        <w:t>11. Traceability to NABH SHCO 3rd Edition IMS.2</w:t>
+      </w:r>
+    </w:p>
+    <w:p>
+      <w:pPr>
+        <w:spacing w:after="120"/>
+      </w:pPr>
+      <w:r>
+        <w:rPr>
+          <w:i/>
+          <w:iCs/>
+          <w:sz w:val="20"/>
+          <w:szCs w:val="20"/>
+        </w:rPr>
+        <w:t xml:space="preserve">This table is an index. It is not how the policy is organised.</w:t>
+      </w:r>
+    </w:p>
+    <w:p>
+      <w:pPr>
+        <w:pStyle w:val="Heading1"/>
+        <w:spacing w:after="120" w:before="280"/>
+      </w:pPr>
+      <w:r>
+        <w:t>12. Required Records / Evidence Checklist</w:t>
       </w:r>
     </w:p>
     <w:p>
@@ -3420,6 +3345,66 @@
           <w:szCs w:val="22"/>
         </w:rPr>
         <w:t xml:space="preserve">IMS.6 sample findings on unauthorised abbreviations.</w:t>
+      </w:r>
+    </w:p>
+    <w:p>
+      <w:pPr>
+        <w:pStyle w:val="Heading1"/>
+        <w:spacing w:after="120" w:before="280"/>
+      </w:pPr>
+      <w:r>
+        <w:t>13. References</w:t>
+      </w:r>
+    </w:p>
+    <w:p>
+      <w:pPr>
+        <w:pStyle w:val="ListParagraph"/>
+        <w:numPr>
+          <w:ilvl w:val="0"/>
+          <w:numId w:val="1"/>
+        </w:numPr>
+        <w:spacing w:after="60"/>
+      </w:pPr>
+      <w:r>
+        <w:rPr>
+          <w:sz w:val="22"/>
+          <w:szCs w:val="22"/>
+        </w:rPr>
+        <w:t xml:space="preserve">National Accreditation Board for Hospitals and Healthcare Providers (NABH), Standards for Small Healthcare Organisations, 3rd Edition — Information Management System chapter, standard IMS.2.</w:t>
+      </w:r>
+    </w:p>
+    <w:p>
+      <w:pPr>
+        <w:pStyle w:val="ListParagraph"/>
+        <w:numPr>
+          <w:ilvl w:val="0"/>
+          <w:numId w:val="1"/>
+        </w:numPr>
+        <w:spacing w:after="60"/>
+      </w:pPr>
+      <w:r>
+        <w:rPr>
+          <w:sz w:val="22"/>
+          <w:szCs w:val="22"/>
+        </w:rPr>
+        <w:t xml:space="preserve">Electronic Health Record (EHR) Standards for India, 2016 — guidance cited by the chapter.</w:t>
+      </w:r>
+    </w:p>
+    <w:p>
+      <w:pPr>
+        <w:pStyle w:val="ListParagraph"/>
+        <w:numPr>
+          <w:ilvl w:val="0"/>
+          <w:numId w:val="1"/>
+        </w:numPr>
+        <w:spacing w:after="60"/>
+      </w:pPr>
+      <w:r>
+        <w:rPr>
+          <w:sz w:val="22"/>
+          <w:szCs w:val="22"/>
+        </w:rPr>
+        <w:t xml:space="preserve">Internal documents of «Hospital Name»: medical-record contents list; authorised-writer list; authorised-abbreviations list; unique-identifier assignment check.</w:t>
       </w:r>
     </w:p>
     <w:p>
@@ -3544,7 +3529,7 @@
         <w:sz w:val="16"/>
         <w:szCs w:val="16"/>
       </w:rPr>
-      <w:t xml:space="preserve">«Hospital Name»  |  «IMS/POL/02»  |  Controlled document  |  Complete and Accurate Medical Record</w:t>
+      <w:t>«Hospital Name»  |  «IMS/POL/02»  |  Controlled document  |  Policy on Complete and Accurate Medical Record</w:t>
     </w:r>
   </w:p>
 </w:ftr>

--- a/policies/build/masters/IMS.2_v2_master.docx
+++ b/policies/build/masters/IMS.2_v2_master.docx
@@ -2372,6 +2372,7 @@
         <w:gridCol w:w="100"/>
         <w:gridCol w:w="100"/>
         <w:gridCol w:w="100"/>
+        <w:gridCol w:w="100"/>
       </w:tblGrid>
       <w:tr>
         <w:tc>
@@ -2399,6 +2400,26 @@
         </w:tc>
         <w:tc>
           <w:tcPr>
+            <w:tcW w:type="pct" w:w="12%"/>
+            <w:tcBorders>
+              <w:top w:val="single" w:color="999999" w:sz="4"/>
+              <w:left w:val="single" w:color="999999" w:sz="4"/>
+              <w:bottom w:val="single" w:color="999999" w:sz="4"/>
+              <w:right w:val="single" w:color="999999" w:sz="4"/>
+            </w:tcBorders>
+            <w:shd w:fill="E8E8E8" w:val="clear"/>
+          </w:tcPr>
+          <w:p>
+            <w:r>
+              <w:rPr>
+                <w:b/>
+              </w:rPr>
+              <w:t>Level</w:t>
+            </w:r>
+          </w:p>
+        </w:tc>
+        <w:tc>
+          <w:tcPr>
             <w:tcW w:type="pct" w:w="32%"/>
             <w:tcBorders>
               <w:top w:val="single" w:color="999999" w:sz="4"/>
@@ -2492,6 +2513,22 @@
         </w:tc>
         <w:tc>
           <w:tcPr>
+            <w:tcW w:type="pct" w:w="12%"/>
+            <w:tcBorders>
+              <w:top w:val="single" w:color="999999" w:sz="4"/>
+              <w:left w:val="single" w:color="999999" w:sz="4"/>
+              <w:bottom w:val="single" w:color="999999" w:sz="4"/>
+              <w:right w:val="single" w:color="999999" w:sz="4"/>
+            </w:tcBorders>
+          </w:tcPr>
+          <w:p>
+            <w:r>
+              <w:t>CORE</w:t>
+            </w:r>
+          </w:p>
+        </w:tc>
+        <w:tc>
+          <w:tcPr>
             <w:tcW w:type="pct" w:w="32%"/>
             <w:tcBorders>
               <w:top w:val="single" w:color="999999" w:sz="4"/>
@@ -2582,6 +2619,22 @@
         </w:tc>
         <w:tc>
           <w:tcPr>
+            <w:tcW w:type="pct" w:w="12%"/>
+            <w:tcBorders>
+              <w:top w:val="single" w:color="999999" w:sz="4"/>
+              <w:left w:val="single" w:color="999999" w:sz="4"/>
+              <w:bottom w:val="single" w:color="999999" w:sz="4"/>
+              <w:right w:val="single" w:color="999999" w:sz="4"/>
+            </w:tcBorders>
+          </w:tcPr>
+          <w:p>
+            <w:r>
+              <w:t>CORE*</w:t>
+            </w:r>
+          </w:p>
+        </w:tc>
+        <w:tc>
+          <w:tcPr>
             <w:tcW w:type="pct" w:w="32%"/>
             <w:tcBorders>
               <w:top w:val="single" w:color="999999" w:sz="4"/>
@@ -2672,6 +2725,22 @@
         </w:tc>
         <w:tc>
           <w:tcPr>
+            <w:tcW w:type="pct" w:w="12%"/>
+            <w:tcBorders>
+              <w:top w:val="single" w:color="999999" w:sz="4"/>
+              <w:left w:val="single" w:color="999999" w:sz="4"/>
+              <w:bottom w:val="single" w:color="999999" w:sz="4"/>
+              <w:right w:val="single" w:color="999999" w:sz="4"/>
+            </w:tcBorders>
+          </w:tcPr>
+          <w:p>
+            <w:r>
+              <w:t>Commitment</w:t>
+            </w:r>
+          </w:p>
+        </w:tc>
+        <w:tc>
+          <w:tcPr>
             <w:tcW w:type="pct" w:w="32%"/>
             <w:tcBorders>
               <w:top w:val="single" w:color="999999" w:sz="4"/>
@@ -2762,6 +2831,22 @@
         </w:tc>
         <w:tc>
           <w:tcPr>
+            <w:tcW w:type="pct" w:w="12%"/>
+            <w:tcBorders>
+              <w:top w:val="single" w:color="999999" w:sz="4"/>
+              <w:left w:val="single" w:color="999999" w:sz="4"/>
+              <w:bottom w:val="single" w:color="999999" w:sz="4"/>
+              <w:right w:val="single" w:color="999999" w:sz="4"/>
+            </w:tcBorders>
+          </w:tcPr>
+          <w:p>
+            <w:r>
+              <w:t>Commitment</w:t>
+            </w:r>
+          </w:p>
+        </w:tc>
+        <w:tc>
+          <w:tcPr>
             <w:tcW w:type="pct" w:w="32%"/>
             <w:tcBorders>
               <w:top w:val="single" w:color="999999" w:sz="4"/>
@@ -2852,6 +2937,22 @@
         </w:tc>
         <w:tc>
           <w:tcPr>
+            <w:tcW w:type="pct" w:w="12%"/>
+            <w:tcBorders>
+              <w:top w:val="single" w:color="999999" w:sz="4"/>
+              <w:left w:val="single" w:color="999999" w:sz="4"/>
+              <w:bottom w:val="single" w:color="999999" w:sz="4"/>
+              <w:right w:val="single" w:color="999999" w:sz="4"/>
+            </w:tcBorders>
+          </w:tcPr>
+          <w:p>
+            <w:r>
+              <w:t>Commitment</w:t>
+            </w:r>
+          </w:p>
+        </w:tc>
+        <w:tc>
+          <w:tcPr>
             <w:tcW w:type="pct" w:w="32%"/>
             <w:tcBorders>
               <w:top w:val="single" w:color="999999" w:sz="4"/>
@@ -2984,23 +3085,317 @@
         <w:t>10. Abbreviations</w:t>
       </w:r>
     </w:p>
-    <w:p>
-      <w:pPr>
-        <w:spacing w:after="140"/>
-      </w:pPr>
-      <w:r>
-        <w:rPr>
-          <w:sz w:val="22"/>
-          <w:szCs w:val="22"/>
-        </w:rPr>
-        <w:t xml:space="preserve">CAPA — corrective and preventive action
-EHR — electronic health record
-IMS — Information Management System (NABH SHCO chapter 10)
-NABH — National Accreditation Board for Hospitals and Healthcare Providers
-OE — objective element
-SHCO — Standards for Small Healthcare Organisations</w:t>
-      </w:r>
-    </w:p>
+    <w:tbl>
+      <w:tblPr>
+        <w:tblW w:type="pct" w:w="100%"/>
+        <w:tblBorders>
+          <w:top w:val="single" w:color="auto" w:sz="4"/>
+          <w:left w:val="single" w:color="auto" w:sz="4"/>
+          <w:bottom w:val="single" w:color="auto" w:sz="4"/>
+          <w:right w:val="single" w:color="auto" w:sz="4"/>
+          <w:insideH w:val="single" w:color="auto" w:sz="4"/>
+          <w:insideV w:val="single" w:color="auto" w:sz="4"/>
+        </w:tblBorders>
+      </w:tblPr>
+      <w:tblGrid>
+        <w:gridCol w:w="100"/>
+        <w:gridCol w:w="100"/>
+      </w:tblGrid>
+      <w:tr>
+        <w:tc>
+          <w:tcPr>
+            <w:tcW w:type="pct" w:w="22%"/>
+            <w:tcBorders>
+              <w:top w:val="single" w:color="999999" w:sz="4"/>
+              <w:left w:val="single" w:color="999999" w:sz="4"/>
+              <w:bottom w:val="single" w:color="999999" w:sz="4"/>
+              <w:right w:val="single" w:color="999999" w:sz="4"/>
+            </w:tcBorders>
+            <w:shd w:fill="E8E8E8" w:val="clear"/>
+          </w:tcPr>
+          <w:p>
+            <w:r>
+              <w:rPr>
+                <w:b/>
+              </w:rPr>
+              <w:t>Abbreviation</w:t>
+            </w:r>
+          </w:p>
+        </w:tc>
+        <w:tc>
+          <w:tcPr>
+            <w:tcW w:type="pct" w:w="22%"/>
+            <w:tcBorders>
+              <w:top w:val="single" w:color="999999" w:sz="4"/>
+              <w:left w:val="single" w:color="999999" w:sz="4"/>
+              <w:bottom w:val="single" w:color="999999" w:sz="4"/>
+              <w:right w:val="single" w:color="999999" w:sz="4"/>
+            </w:tcBorders>
+            <w:shd w:fill="E8E8E8" w:val="clear"/>
+          </w:tcPr>
+          <w:p>
+            <w:r>
+              <w:rPr>
+                <w:b/>
+              </w:rPr>
+              <w:t>Meaning</w:t>
+            </w:r>
+          </w:p>
+        </w:tc>
+      </w:tr>
+      <w:tr>
+        <w:tc>
+          <w:tcPr>
+            <w:tcW w:type="pct" w:w="22%"/>
+            <w:tcBorders>
+              <w:top w:val="single" w:color="999999" w:sz="4"/>
+              <w:left w:val="single" w:color="999999" w:sz="4"/>
+              <w:bottom w:val="single" w:color="999999" w:sz="4"/>
+              <w:right w:val="single" w:color="999999" w:sz="4"/>
+            </w:tcBorders>
+            <w:shd w:fill="E8E8E8" w:val="clear"/>
+          </w:tcPr>
+          <w:p>
+            <w:r>
+              <w:rPr>
+                <w:b w:val="0"/>
+              </w:rPr>
+              <w:t>CAPA</w:t>
+            </w:r>
+          </w:p>
+        </w:tc>
+        <w:tc>
+          <w:tcPr>
+            <w:tcW w:type="pct" w:w="22%"/>
+            <w:tcBorders>
+              <w:top w:val="single" w:color="999999" w:sz="4"/>
+              <w:left w:val="single" w:color="999999" w:sz="4"/>
+              <w:bottom w:val="single" w:color="999999" w:sz="4"/>
+              <w:right w:val="single" w:color="999999" w:sz="4"/>
+            </w:tcBorders>
+            <w:shd w:fill="E8E8E8" w:val="clear"/>
+          </w:tcPr>
+          <w:p>
+            <w:r>
+              <w:rPr>
+                <w:b w:val="0"/>
+              </w:rPr>
+              <w:t>corrective and preventive action</w:t>
+            </w:r>
+          </w:p>
+        </w:tc>
+      </w:tr>
+      <w:tr>
+        <w:tc>
+          <w:tcPr>
+            <w:tcW w:type="pct" w:w="22%"/>
+            <w:tcBorders>
+              <w:top w:val="single" w:color="999999" w:sz="4"/>
+              <w:left w:val="single" w:color="999999" w:sz="4"/>
+              <w:bottom w:val="single" w:color="999999" w:sz="4"/>
+              <w:right w:val="single" w:color="999999" w:sz="4"/>
+            </w:tcBorders>
+            <w:shd w:fill="E8E8E8" w:val="clear"/>
+          </w:tcPr>
+          <w:p>
+            <w:r>
+              <w:rPr>
+                <w:b w:val="0"/>
+              </w:rPr>
+              <w:t>EHR</w:t>
+            </w:r>
+          </w:p>
+        </w:tc>
+        <w:tc>
+          <w:tcPr>
+            <w:tcW w:type="pct" w:w="22%"/>
+            <w:tcBorders>
+              <w:top w:val="single" w:color="999999" w:sz="4"/>
+              <w:left w:val="single" w:color="999999" w:sz="4"/>
+              <w:bottom w:val="single" w:color="999999" w:sz="4"/>
+              <w:right w:val="single" w:color="999999" w:sz="4"/>
+            </w:tcBorders>
+            <w:shd w:fill="E8E8E8" w:val="clear"/>
+          </w:tcPr>
+          <w:p>
+            <w:r>
+              <w:rPr>
+                <w:b w:val="0"/>
+              </w:rPr>
+              <w:t>electronic health record</w:t>
+            </w:r>
+          </w:p>
+        </w:tc>
+      </w:tr>
+      <w:tr>
+        <w:tc>
+          <w:tcPr>
+            <w:tcW w:type="pct" w:w="22%"/>
+            <w:tcBorders>
+              <w:top w:val="single" w:color="999999" w:sz="4"/>
+              <w:left w:val="single" w:color="999999" w:sz="4"/>
+              <w:bottom w:val="single" w:color="999999" w:sz="4"/>
+              <w:right w:val="single" w:color="999999" w:sz="4"/>
+            </w:tcBorders>
+            <w:shd w:fill="E8E8E8" w:val="clear"/>
+          </w:tcPr>
+          <w:p>
+            <w:r>
+              <w:rPr>
+                <w:b w:val="0"/>
+              </w:rPr>
+              <w:t>IMS</w:t>
+            </w:r>
+          </w:p>
+        </w:tc>
+        <w:tc>
+          <w:tcPr>
+            <w:tcW w:type="pct" w:w="22%"/>
+            <w:tcBorders>
+              <w:top w:val="single" w:color="999999" w:sz="4"/>
+              <w:left w:val="single" w:color="999999" w:sz="4"/>
+              <w:bottom w:val="single" w:color="999999" w:sz="4"/>
+              <w:right w:val="single" w:color="999999" w:sz="4"/>
+            </w:tcBorders>
+            <w:shd w:fill="E8E8E8" w:val="clear"/>
+          </w:tcPr>
+          <w:p>
+            <w:r>
+              <w:rPr>
+                <w:b w:val="0"/>
+              </w:rPr>
+              <w:t>Information Management System (NABH SHCO chapter 10)</w:t>
+            </w:r>
+          </w:p>
+        </w:tc>
+      </w:tr>
+      <w:tr>
+        <w:tc>
+          <w:tcPr>
+            <w:tcW w:type="pct" w:w="22%"/>
+            <w:tcBorders>
+              <w:top w:val="single" w:color="999999" w:sz="4"/>
+              <w:left w:val="single" w:color="999999" w:sz="4"/>
+              <w:bottom w:val="single" w:color="999999" w:sz="4"/>
+              <w:right w:val="single" w:color="999999" w:sz="4"/>
+            </w:tcBorders>
+            <w:shd w:fill="E8E8E8" w:val="clear"/>
+          </w:tcPr>
+          <w:p>
+            <w:r>
+              <w:rPr>
+                <w:b w:val="0"/>
+              </w:rPr>
+              <w:t>NABH</w:t>
+            </w:r>
+          </w:p>
+        </w:tc>
+        <w:tc>
+          <w:tcPr>
+            <w:tcW w:type="pct" w:w="22%"/>
+            <w:tcBorders>
+              <w:top w:val="single" w:color="999999" w:sz="4"/>
+              <w:left w:val="single" w:color="999999" w:sz="4"/>
+              <w:bottom w:val="single" w:color="999999" w:sz="4"/>
+              <w:right w:val="single" w:color="999999" w:sz="4"/>
+            </w:tcBorders>
+            <w:shd w:fill="E8E8E8" w:val="clear"/>
+          </w:tcPr>
+          <w:p>
+            <w:r>
+              <w:rPr>
+                <w:b w:val="0"/>
+              </w:rPr>
+              <w:t>National Accreditation Board for Hospitals and Healthcare Providers</w:t>
+            </w:r>
+          </w:p>
+        </w:tc>
+      </w:tr>
+      <w:tr>
+        <w:tc>
+          <w:tcPr>
+            <w:tcW w:type="pct" w:w="22%"/>
+            <w:tcBorders>
+              <w:top w:val="single" w:color="999999" w:sz="4"/>
+              <w:left w:val="single" w:color="999999" w:sz="4"/>
+              <w:bottom w:val="single" w:color="999999" w:sz="4"/>
+              <w:right w:val="single" w:color="999999" w:sz="4"/>
+            </w:tcBorders>
+            <w:shd w:fill="E8E8E8" w:val="clear"/>
+          </w:tcPr>
+          <w:p>
+            <w:r>
+              <w:rPr>
+                <w:b w:val="0"/>
+              </w:rPr>
+              <w:t>OE</w:t>
+            </w:r>
+          </w:p>
+        </w:tc>
+        <w:tc>
+          <w:tcPr>
+            <w:tcW w:type="pct" w:w="22%"/>
+            <w:tcBorders>
+              <w:top w:val="single" w:color="999999" w:sz="4"/>
+              <w:left w:val="single" w:color="999999" w:sz="4"/>
+              <w:bottom w:val="single" w:color="999999" w:sz="4"/>
+              <w:right w:val="single" w:color="999999" w:sz="4"/>
+            </w:tcBorders>
+            <w:shd w:fill="E8E8E8" w:val="clear"/>
+          </w:tcPr>
+          <w:p>
+            <w:r>
+              <w:rPr>
+                <w:b w:val="0"/>
+              </w:rPr>
+              <w:t>objective element</w:t>
+            </w:r>
+          </w:p>
+        </w:tc>
+      </w:tr>
+      <w:tr>
+        <w:tc>
+          <w:tcPr>
+            <w:tcW w:type="pct" w:w="22%"/>
+            <w:tcBorders>
+              <w:top w:val="single" w:color="999999" w:sz="4"/>
+              <w:left w:val="single" w:color="999999" w:sz="4"/>
+              <w:bottom w:val="single" w:color="999999" w:sz="4"/>
+              <w:right w:val="single" w:color="999999" w:sz="4"/>
+            </w:tcBorders>
+            <w:shd w:fill="E8E8E8" w:val="clear"/>
+          </w:tcPr>
+          <w:p>
+            <w:r>
+              <w:rPr>
+                <w:b w:val="0"/>
+              </w:rPr>
+              <w:t>SHCO</w:t>
+            </w:r>
+          </w:p>
+        </w:tc>
+        <w:tc>
+          <w:tcPr>
+            <w:tcW w:type="pct" w:w="22%"/>
+            <w:tcBorders>
+              <w:top w:val="single" w:color="999999" w:sz="4"/>
+              <w:left w:val="single" w:color="999999" w:sz="4"/>
+              <w:bottom w:val="single" w:color="999999" w:sz="4"/>
+              <w:right w:val="single" w:color="999999" w:sz="4"/>
+            </w:tcBorders>
+            <w:shd w:fill="E8E8E8" w:val="clear"/>
+          </w:tcPr>
+          <w:p>
+            <w:r>
+              <w:rPr>
+                <w:b w:val="0"/>
+              </w:rPr>
+              <w:t>Standards for Small Healthcare Organisations</w:t>
+            </w:r>
+          </w:p>
+        </w:tc>
+      </w:tr>
+    </w:tbl>
     <w:p>
       <w:pPr>
         <w:pStyle w:val="Heading1"/>

--- a/policies/build/masters/IMS.2_v2_master.docx
+++ b/policies/build/masters/IMS.2_v2_master.docx
@@ -682,18 +682,6 @@
     </w:p>
     <w:p>
       <w:pPr>
-        <w:spacing w:after="140"/>
-      </w:pPr>
-      <w:r>
-        <w:rPr>
-          <w:sz w:val="22"/>
-          <w:szCs w:val="22"/>
-        </w:rPr>
-        <w:t xml:space="preserve">Words marked «like this» are defaults a small hospital can keep. A blank marked «________» has no sensible default. Fill it in before this document is signed.</w:t>
-      </w:r>
-    </w:p>
-    <w:p>
-      <w:pPr>
         <w:pStyle w:val="Heading1"/>
         <w:spacing w:after="120" w:before="280"/>
       </w:pPr>
@@ -723,86 +711,6 @@
           <w:szCs w:val="22"/>
         </w:rPr>
         <w:t xml:space="preserve">It covers the five elements IMS.2.a–e. It does not cover continuity-of-care contents (IMS.3), confidentiality and disclosure (IMS.4), retention (IMS.5), or medical-record review (IMS.6).</w:t>
-      </w:r>
-    </w:p>
-    <w:p>
-      <w:pPr>
-        <w:spacing w:after="140"/>
-      </w:pPr>
-      <w:r>
-        <w:rPr>
-          <w:sz w:val="22"/>
-          <w:szCs w:val="22"/>
-        </w:rPr>
-        <w:t xml:space="preserve">Boundaries with other policies of «Hospital Name»:</w:t>
-      </w:r>
-    </w:p>
-    <w:p>
-      <w:pPr>
-        <w:pStyle w:val="ListParagraph"/>
-        <w:numPr>
-          <w:ilvl w:val="0"/>
-          <w:numId w:val="1"/>
-        </w:numPr>
-        <w:spacing w:after="60"/>
-      </w:pPr>
-      <w:r>
-        <w:rPr>
-          <w:sz w:val="22"/>
-          <w:szCs w:val="22"/>
-        </w:rPr>
-        <w:t xml:space="preserve">AAC.2.b generates the unique identification number at the end of registration. This policy assigns that unique identifier to the medical record so every record is the same number as the registration identifier.</w:t>
-      </w:r>
-    </w:p>
-    <w:p>
-      <w:pPr>
-        <w:pStyle w:val="ListParagraph"/>
-        <w:numPr>
-          <w:ilvl w:val="0"/>
-          <w:numId w:val="1"/>
-        </w:numPr>
-        <w:spacing w:after="60"/>
-      </w:pPr>
-      <w:r>
-        <w:rPr>
-          <w:sz w:val="22"/>
-          <w:szCs w:val="22"/>
-        </w:rPr>
-        <w:t xml:space="preserve">Care chapters (AAC, COP, MOM, HIC) own what is clinically written. This policy owns that the record is complete, chronological and authenticated.</w:t>
-      </w:r>
-    </w:p>
-    <w:p>
-      <w:pPr>
-        <w:pStyle w:val="ListParagraph"/>
-        <w:numPr>
-          <w:ilvl w:val="0"/>
-          <w:numId w:val="1"/>
-        </w:numPr>
-        <w:spacing w:after="60"/>
-      </w:pPr>
-      <w:r>
-        <w:rPr>
-          <w:sz w:val="22"/>
-          <w:szCs w:val="22"/>
-        </w:rPr>
-        <w:t xml:space="preserve">IMS.3 owns specific continuity items (discharge-summary copy, cause-of-death copy, transfer details). This policy owns the general content list and entry rules.</w:t>
-      </w:r>
-    </w:p>
-    <w:p>
-      <w:pPr>
-        <w:pStyle w:val="ListParagraph"/>
-        <w:numPr>
-          <w:ilvl w:val="0"/>
-          <w:numId w:val="1"/>
-        </w:numPr>
-        <w:spacing w:after="60"/>
-      </w:pPr>
-      <w:r>
-        <w:rPr>
-          <w:sz w:val="22"/>
-          <w:szCs w:val="22"/>
-        </w:rPr>
-        <w:t xml:space="preserve">HRM.6 owns staff personal files. This policy owns the patient medical record.</w:t>
       </w:r>
     </w:p>
     <w:p>

--- a/policies/build/masters/IMS.2_v2_master.docx
+++ b/policies/build/masters/IMS.2_v2_master.docx
@@ -2263,6 +2263,406 @@
         <w:t xml:space="preserve">The Medical Records Officer holds signed acknowledgements.</w:t>
       </w:r>
     </w:p>
+    <w:p>
+      <w:pPr>
+        <w:pStyle w:val="Heading1"/>
+        <w:spacing w:after="120" w:before="280"/>
+      </w:pPr>
+      <w:r>
+        <w:t>9. Distribution</w:t>
+      </w:r>
+    </w:p>
+    <w:p>
+      <w:pPr>
+        <w:spacing w:after="140"/>
+      </w:pPr>
+      <w:r>
+        <w:rPr>
+          <w:sz w:val="22"/>
+          <w:szCs w:val="22"/>
+        </w:rPr>
+        <w:t xml:space="preserve">Official master copy: office of the Medical Superintendent, «Hospital Name», with the Medical Records Officer and the Quality Coordinator.</w:t>
+      </w:r>
+    </w:p>
+    <w:p>
+      <w:pPr>
+        <w:spacing w:after="140"/>
+      </w:pPr>
+      <w:r>
+        <w:rPr>
+          <w:sz w:val="22"/>
+          <w:szCs w:val="22"/>
+        </w:rPr>
+        <w:t xml:space="preserve">Copies issued to: all clinical departments; nursing stations; records office.</w:t>
+      </w:r>
+    </w:p>
+    <w:p>
+      <w:pPr>
+        <w:spacing w:after="140"/>
+      </w:pPr>
+      <w:r>
+        <w:rPr>
+          <w:sz w:val="22"/>
+          <w:szCs w:val="22"/>
+        </w:rPr>
+        <w:t xml:space="preserve">The current version is available to all staff at the «records-office policy file» and, if the hospital keeps an intranet, at «staff intranet / policies».</w:t>
+      </w:r>
+    </w:p>
+    <w:p>
+      <w:pPr>
+        <w:spacing w:after="140"/>
+      </w:pPr>
+      <w:r>
+        <w:rPr>
+          <w:sz w:val="22"/>
+          <w:szCs w:val="22"/>
+        </w:rPr>
+        <w:t xml:space="preserve">When a new version is issued, take old copies out of use.</w:t>
+      </w:r>
+    </w:p>
+    <w:p>
+      <w:pPr>
+        <w:pStyle w:val="Heading1"/>
+        <w:spacing w:after="120" w:before="280"/>
+      </w:pPr>
+      <w:r>
+        <w:t>10. Abbreviations</w:t>
+      </w:r>
+    </w:p>
+    <w:tbl>
+      <w:tblPr>
+        <w:tblW w:type="pct" w:w="100%"/>
+        <w:tblBorders>
+          <w:top w:val="single" w:color="auto" w:sz="4"/>
+          <w:left w:val="single" w:color="auto" w:sz="4"/>
+          <w:bottom w:val="single" w:color="auto" w:sz="4"/>
+          <w:right w:val="single" w:color="auto" w:sz="4"/>
+          <w:insideH w:val="single" w:color="auto" w:sz="4"/>
+          <w:insideV w:val="single" w:color="auto" w:sz="4"/>
+        </w:tblBorders>
+      </w:tblPr>
+      <w:tblGrid>
+        <w:gridCol w:w="100"/>
+        <w:gridCol w:w="100"/>
+      </w:tblGrid>
+      <w:tr>
+        <w:tc>
+          <w:tcPr>
+            <w:tcW w:type="pct" w:w="22%"/>
+            <w:tcBorders>
+              <w:top w:val="single" w:color="999999" w:sz="4"/>
+              <w:left w:val="single" w:color="999999" w:sz="4"/>
+              <w:bottom w:val="single" w:color="999999" w:sz="4"/>
+              <w:right w:val="single" w:color="999999" w:sz="4"/>
+            </w:tcBorders>
+            <w:shd w:fill="E8E8E8" w:val="clear"/>
+          </w:tcPr>
+          <w:p>
+            <w:r>
+              <w:rPr>
+                <w:b/>
+              </w:rPr>
+              <w:t>Abbreviation</w:t>
+            </w:r>
+          </w:p>
+        </w:tc>
+        <w:tc>
+          <w:tcPr>
+            <w:tcW w:type="pct" w:w="22%"/>
+            <w:tcBorders>
+              <w:top w:val="single" w:color="999999" w:sz="4"/>
+              <w:left w:val="single" w:color="999999" w:sz="4"/>
+              <w:bottom w:val="single" w:color="999999" w:sz="4"/>
+              <w:right w:val="single" w:color="999999" w:sz="4"/>
+            </w:tcBorders>
+            <w:shd w:fill="E8E8E8" w:val="clear"/>
+          </w:tcPr>
+          <w:p>
+            <w:r>
+              <w:rPr>
+                <w:b/>
+              </w:rPr>
+              <w:t>Meaning</w:t>
+            </w:r>
+          </w:p>
+        </w:tc>
+      </w:tr>
+      <w:tr>
+        <w:tc>
+          <w:tcPr>
+            <w:tcW w:type="pct" w:w="22%"/>
+            <w:tcBorders>
+              <w:top w:val="single" w:color="999999" w:sz="4"/>
+              <w:left w:val="single" w:color="999999" w:sz="4"/>
+              <w:bottom w:val="single" w:color="999999" w:sz="4"/>
+              <w:right w:val="single" w:color="999999" w:sz="4"/>
+            </w:tcBorders>
+            <w:shd w:fill="E8E8E8" w:val="clear"/>
+          </w:tcPr>
+          <w:p>
+            <w:r>
+              <w:rPr>
+                <w:b w:val="0"/>
+              </w:rPr>
+              <w:t>CAPA</w:t>
+            </w:r>
+          </w:p>
+        </w:tc>
+        <w:tc>
+          <w:tcPr>
+            <w:tcW w:type="pct" w:w="22%"/>
+            <w:tcBorders>
+              <w:top w:val="single" w:color="999999" w:sz="4"/>
+              <w:left w:val="single" w:color="999999" w:sz="4"/>
+              <w:bottom w:val="single" w:color="999999" w:sz="4"/>
+              <w:right w:val="single" w:color="999999" w:sz="4"/>
+            </w:tcBorders>
+            <w:shd w:fill="E8E8E8" w:val="clear"/>
+          </w:tcPr>
+          <w:p>
+            <w:r>
+              <w:rPr>
+                <w:b w:val="0"/>
+              </w:rPr>
+              <w:t>corrective and preventive action</w:t>
+            </w:r>
+          </w:p>
+        </w:tc>
+      </w:tr>
+      <w:tr>
+        <w:tc>
+          <w:tcPr>
+            <w:tcW w:type="pct" w:w="22%"/>
+            <w:tcBorders>
+              <w:top w:val="single" w:color="999999" w:sz="4"/>
+              <w:left w:val="single" w:color="999999" w:sz="4"/>
+              <w:bottom w:val="single" w:color="999999" w:sz="4"/>
+              <w:right w:val="single" w:color="999999" w:sz="4"/>
+            </w:tcBorders>
+            <w:shd w:fill="E8E8E8" w:val="clear"/>
+          </w:tcPr>
+          <w:p>
+            <w:r>
+              <w:rPr>
+                <w:b w:val="0"/>
+              </w:rPr>
+              <w:t>EHR</w:t>
+            </w:r>
+          </w:p>
+        </w:tc>
+        <w:tc>
+          <w:tcPr>
+            <w:tcW w:type="pct" w:w="22%"/>
+            <w:tcBorders>
+              <w:top w:val="single" w:color="999999" w:sz="4"/>
+              <w:left w:val="single" w:color="999999" w:sz="4"/>
+              <w:bottom w:val="single" w:color="999999" w:sz="4"/>
+              <w:right w:val="single" w:color="999999" w:sz="4"/>
+            </w:tcBorders>
+            <w:shd w:fill="E8E8E8" w:val="clear"/>
+          </w:tcPr>
+          <w:p>
+            <w:r>
+              <w:rPr>
+                <w:b w:val="0"/>
+              </w:rPr>
+              <w:t>electronic health record</w:t>
+            </w:r>
+          </w:p>
+        </w:tc>
+      </w:tr>
+      <w:tr>
+        <w:tc>
+          <w:tcPr>
+            <w:tcW w:type="pct" w:w="22%"/>
+            <w:tcBorders>
+              <w:top w:val="single" w:color="999999" w:sz="4"/>
+              <w:left w:val="single" w:color="999999" w:sz="4"/>
+              <w:bottom w:val="single" w:color="999999" w:sz="4"/>
+              <w:right w:val="single" w:color="999999" w:sz="4"/>
+            </w:tcBorders>
+            <w:shd w:fill="E8E8E8" w:val="clear"/>
+          </w:tcPr>
+          <w:p>
+            <w:r>
+              <w:rPr>
+                <w:b w:val="0"/>
+              </w:rPr>
+              <w:t>IMS</w:t>
+            </w:r>
+          </w:p>
+        </w:tc>
+        <w:tc>
+          <w:tcPr>
+            <w:tcW w:type="pct" w:w="22%"/>
+            <w:tcBorders>
+              <w:top w:val="single" w:color="999999" w:sz="4"/>
+              <w:left w:val="single" w:color="999999" w:sz="4"/>
+              <w:bottom w:val="single" w:color="999999" w:sz="4"/>
+              <w:right w:val="single" w:color="999999" w:sz="4"/>
+            </w:tcBorders>
+            <w:shd w:fill="E8E8E8" w:val="clear"/>
+          </w:tcPr>
+          <w:p>
+            <w:r>
+              <w:rPr>
+                <w:b w:val="0"/>
+              </w:rPr>
+              <w:t>Information Management System (NABH SHCO chapter 10)</w:t>
+            </w:r>
+          </w:p>
+        </w:tc>
+      </w:tr>
+      <w:tr>
+        <w:tc>
+          <w:tcPr>
+            <w:tcW w:type="pct" w:w="22%"/>
+            <w:tcBorders>
+              <w:top w:val="single" w:color="999999" w:sz="4"/>
+              <w:left w:val="single" w:color="999999" w:sz="4"/>
+              <w:bottom w:val="single" w:color="999999" w:sz="4"/>
+              <w:right w:val="single" w:color="999999" w:sz="4"/>
+            </w:tcBorders>
+            <w:shd w:fill="E8E8E8" w:val="clear"/>
+          </w:tcPr>
+          <w:p>
+            <w:r>
+              <w:rPr>
+                <w:b w:val="0"/>
+              </w:rPr>
+              <w:t>NABH</w:t>
+            </w:r>
+          </w:p>
+        </w:tc>
+        <w:tc>
+          <w:tcPr>
+            <w:tcW w:type="pct" w:w="22%"/>
+            <w:tcBorders>
+              <w:top w:val="single" w:color="999999" w:sz="4"/>
+              <w:left w:val="single" w:color="999999" w:sz="4"/>
+              <w:bottom w:val="single" w:color="999999" w:sz="4"/>
+              <w:right w:val="single" w:color="999999" w:sz="4"/>
+            </w:tcBorders>
+            <w:shd w:fill="E8E8E8" w:val="clear"/>
+          </w:tcPr>
+          <w:p>
+            <w:r>
+              <w:rPr>
+                <w:b w:val="0"/>
+              </w:rPr>
+              <w:t>National Accreditation Board for Hospitals and Healthcare Providers</w:t>
+            </w:r>
+          </w:p>
+        </w:tc>
+      </w:tr>
+      <w:tr>
+        <w:tc>
+          <w:tcPr>
+            <w:tcW w:type="pct" w:w="22%"/>
+            <w:tcBorders>
+              <w:top w:val="single" w:color="999999" w:sz="4"/>
+              <w:left w:val="single" w:color="999999" w:sz="4"/>
+              <w:bottom w:val="single" w:color="999999" w:sz="4"/>
+              <w:right w:val="single" w:color="999999" w:sz="4"/>
+            </w:tcBorders>
+            <w:shd w:fill="E8E8E8" w:val="clear"/>
+          </w:tcPr>
+          <w:p>
+            <w:r>
+              <w:rPr>
+                <w:b w:val="0"/>
+              </w:rPr>
+              <w:t>OE</w:t>
+            </w:r>
+          </w:p>
+        </w:tc>
+        <w:tc>
+          <w:tcPr>
+            <w:tcW w:type="pct" w:w="22%"/>
+            <w:tcBorders>
+              <w:top w:val="single" w:color="999999" w:sz="4"/>
+              <w:left w:val="single" w:color="999999" w:sz="4"/>
+              <w:bottom w:val="single" w:color="999999" w:sz="4"/>
+              <w:right w:val="single" w:color="999999" w:sz="4"/>
+            </w:tcBorders>
+            <w:shd w:fill="E8E8E8" w:val="clear"/>
+          </w:tcPr>
+          <w:p>
+            <w:r>
+              <w:rPr>
+                <w:b w:val="0"/>
+              </w:rPr>
+              <w:t>objective element</w:t>
+            </w:r>
+          </w:p>
+        </w:tc>
+      </w:tr>
+      <w:tr>
+        <w:tc>
+          <w:tcPr>
+            <w:tcW w:type="pct" w:w="22%"/>
+            <w:tcBorders>
+              <w:top w:val="single" w:color="999999" w:sz="4"/>
+              <w:left w:val="single" w:color="999999" w:sz="4"/>
+              <w:bottom w:val="single" w:color="999999" w:sz="4"/>
+              <w:right w:val="single" w:color="999999" w:sz="4"/>
+            </w:tcBorders>
+            <w:shd w:fill="E8E8E8" w:val="clear"/>
+          </w:tcPr>
+          <w:p>
+            <w:r>
+              <w:rPr>
+                <w:b w:val="0"/>
+              </w:rPr>
+              <w:t>SHCO</w:t>
+            </w:r>
+          </w:p>
+        </w:tc>
+        <w:tc>
+          <w:tcPr>
+            <w:tcW w:type="pct" w:w="22%"/>
+            <w:tcBorders>
+              <w:top w:val="single" w:color="999999" w:sz="4"/>
+              <w:left w:val="single" w:color="999999" w:sz="4"/>
+              <w:bottom w:val="single" w:color="999999" w:sz="4"/>
+              <w:right w:val="single" w:color="999999" w:sz="4"/>
+            </w:tcBorders>
+            <w:shd w:fill="E8E8E8" w:val="clear"/>
+          </w:tcPr>
+          <w:p>
+            <w:r>
+              <w:rPr>
+                <w:b w:val="0"/>
+              </w:rPr>
+              <w:t>Standards for Small Healthcare Organisations</w:t>
+            </w:r>
+          </w:p>
+        </w:tc>
+      </w:tr>
+    </w:tbl>
+    <w:p>
+      <w:pPr>
+        <w:pStyle w:val="Heading1"/>
+        <w:spacing w:after="120" w:before="280"/>
+      </w:pPr>
+      <w:r>
+        <w:t>11. Traceability to NABH SHCO 3rd Edition IMS.2</w:t>
+      </w:r>
+    </w:p>
+    <w:p>
+      <w:pPr>
+        <w:spacing w:after="120"/>
+      </w:pPr>
+      <w:r>
+        <w:rPr>
+          <w:i/>
+          <w:iCs/>
+          <w:sz w:val="20"/>
+          <w:szCs w:val="20"/>
+        </w:rPr>
+        <w:t xml:space="preserve">This table is an index. It is not how the policy is organised.</w:t>
+      </w:r>
+    </w:p>
     <w:tbl>
       <w:tblPr>
         <w:tblW w:type="pct" w:w="100%"/>
@@ -2927,406 +3327,6 @@
         </w:tc>
       </w:tr>
     </w:tbl>
-    <w:p>
-      <w:pPr>
-        <w:pStyle w:val="Heading1"/>
-        <w:spacing w:after="120" w:before="280"/>
-      </w:pPr>
-      <w:r>
-        <w:t>9. Distribution</w:t>
-      </w:r>
-    </w:p>
-    <w:p>
-      <w:pPr>
-        <w:spacing w:after="140"/>
-      </w:pPr>
-      <w:r>
-        <w:rPr>
-          <w:sz w:val="22"/>
-          <w:szCs w:val="22"/>
-        </w:rPr>
-        <w:t xml:space="preserve">Official master copy: office of the Medical Superintendent, «Hospital Name», with the Medical Records Officer and the Quality Coordinator.</w:t>
-      </w:r>
-    </w:p>
-    <w:p>
-      <w:pPr>
-        <w:spacing w:after="140"/>
-      </w:pPr>
-      <w:r>
-        <w:rPr>
-          <w:sz w:val="22"/>
-          <w:szCs w:val="22"/>
-        </w:rPr>
-        <w:t xml:space="preserve">Copies issued to: all clinical departments; nursing stations; records office.</w:t>
-      </w:r>
-    </w:p>
-    <w:p>
-      <w:pPr>
-        <w:spacing w:after="140"/>
-      </w:pPr>
-      <w:r>
-        <w:rPr>
-          <w:sz w:val="22"/>
-          <w:szCs w:val="22"/>
-        </w:rPr>
-        <w:t xml:space="preserve">The current version is available to all staff at the «records-office policy file» and, if the hospital keeps an intranet, at «staff intranet / policies».</w:t>
-      </w:r>
-    </w:p>
-    <w:p>
-      <w:pPr>
-        <w:spacing w:after="140"/>
-      </w:pPr>
-      <w:r>
-        <w:rPr>
-          <w:sz w:val="22"/>
-          <w:szCs w:val="22"/>
-        </w:rPr>
-        <w:t xml:space="preserve">When a new version is issued, take old copies out of use.</w:t>
-      </w:r>
-    </w:p>
-    <w:p>
-      <w:pPr>
-        <w:pStyle w:val="Heading1"/>
-        <w:spacing w:after="120" w:before="280"/>
-      </w:pPr>
-      <w:r>
-        <w:t>10. Abbreviations</w:t>
-      </w:r>
-    </w:p>
-    <w:tbl>
-      <w:tblPr>
-        <w:tblW w:type="pct" w:w="100%"/>
-        <w:tblBorders>
-          <w:top w:val="single" w:color="auto" w:sz="4"/>
-          <w:left w:val="single" w:color="auto" w:sz="4"/>
-          <w:bottom w:val="single" w:color="auto" w:sz="4"/>
-          <w:right w:val="single" w:color="auto" w:sz="4"/>
-          <w:insideH w:val="single" w:color="auto" w:sz="4"/>
-          <w:insideV w:val="single" w:color="auto" w:sz="4"/>
-        </w:tblBorders>
-      </w:tblPr>
-      <w:tblGrid>
-        <w:gridCol w:w="100"/>
-        <w:gridCol w:w="100"/>
-      </w:tblGrid>
-      <w:tr>
-        <w:tc>
-          <w:tcPr>
-            <w:tcW w:type="pct" w:w="22%"/>
-            <w:tcBorders>
-              <w:top w:val="single" w:color="999999" w:sz="4"/>
-              <w:left w:val="single" w:color="999999" w:sz="4"/>
-              <w:bottom w:val="single" w:color="999999" w:sz="4"/>
-              <w:right w:val="single" w:color="999999" w:sz="4"/>
-            </w:tcBorders>
-            <w:shd w:fill="E8E8E8" w:val="clear"/>
-          </w:tcPr>
-          <w:p>
-            <w:r>
-              <w:rPr>
-                <w:b/>
-              </w:rPr>
-              <w:t>Abbreviation</w:t>
-            </w:r>
-          </w:p>
-        </w:tc>
-        <w:tc>
-          <w:tcPr>
-            <w:tcW w:type="pct" w:w="22%"/>
-            <w:tcBorders>
-              <w:top w:val="single" w:color="999999" w:sz="4"/>
-              <w:left w:val="single" w:color="999999" w:sz="4"/>
-              <w:bottom w:val="single" w:color="999999" w:sz="4"/>
-              <w:right w:val="single" w:color="999999" w:sz="4"/>
-            </w:tcBorders>
-            <w:shd w:fill="E8E8E8" w:val="clear"/>
-          </w:tcPr>
-          <w:p>
-            <w:r>
-              <w:rPr>
-                <w:b/>
-              </w:rPr>
-              <w:t>Meaning</w:t>
-            </w:r>
-          </w:p>
-        </w:tc>
-      </w:tr>
-      <w:tr>
-        <w:tc>
-          <w:tcPr>
-            <w:tcW w:type="pct" w:w="22%"/>
-            <w:tcBorders>
-              <w:top w:val="single" w:color="999999" w:sz="4"/>
-              <w:left w:val="single" w:color="999999" w:sz="4"/>
-              <w:bottom w:val="single" w:color="999999" w:sz="4"/>
-              <w:right w:val="single" w:color="999999" w:sz="4"/>
-            </w:tcBorders>
-            <w:shd w:fill="E8E8E8" w:val="clear"/>
-          </w:tcPr>
-          <w:p>
-            <w:r>
-              <w:rPr>
-                <w:b w:val="0"/>
-              </w:rPr>
-              <w:t>CAPA</w:t>
-            </w:r>
-          </w:p>
-        </w:tc>
-        <w:tc>
-          <w:tcPr>
-            <w:tcW w:type="pct" w:w="22%"/>
-            <w:tcBorders>
-              <w:top w:val="single" w:color="999999" w:sz="4"/>
-              <w:left w:val="single" w:color="999999" w:sz="4"/>
-              <w:bottom w:val="single" w:color="999999" w:sz="4"/>
-              <w:right w:val="single" w:color="999999" w:sz="4"/>
-            </w:tcBorders>
-            <w:shd w:fill="E8E8E8" w:val="clear"/>
-          </w:tcPr>
-          <w:p>
-            <w:r>
-              <w:rPr>
-                <w:b w:val="0"/>
-              </w:rPr>
-              <w:t>corrective and preventive action</w:t>
-            </w:r>
-          </w:p>
-        </w:tc>
-      </w:tr>
-      <w:tr>
-        <w:tc>
-          <w:tcPr>
-            <w:tcW w:type="pct" w:w="22%"/>
-            <w:tcBorders>
-              <w:top w:val="single" w:color="999999" w:sz="4"/>
-              <w:left w:val="single" w:color="999999" w:sz="4"/>
-              <w:bottom w:val="single" w:color="999999" w:sz="4"/>
-              <w:right w:val="single" w:color="999999" w:sz="4"/>
-            </w:tcBorders>
-            <w:shd w:fill="E8E8E8" w:val="clear"/>
-          </w:tcPr>
-          <w:p>
-            <w:r>
-              <w:rPr>
-                <w:b w:val="0"/>
-              </w:rPr>
-              <w:t>EHR</w:t>
-            </w:r>
-          </w:p>
-        </w:tc>
-        <w:tc>
-          <w:tcPr>
-            <w:tcW w:type="pct" w:w="22%"/>
-            <w:tcBorders>
-              <w:top w:val="single" w:color="999999" w:sz="4"/>
-              <w:left w:val="single" w:color="999999" w:sz="4"/>
-              <w:bottom w:val="single" w:color="999999" w:sz="4"/>
-              <w:right w:val="single" w:color="999999" w:sz="4"/>
-            </w:tcBorders>
-            <w:shd w:fill="E8E8E8" w:val="clear"/>
-          </w:tcPr>
-          <w:p>
-            <w:r>
-              <w:rPr>
-                <w:b w:val="0"/>
-              </w:rPr>
-              <w:t>electronic health record</w:t>
-            </w:r>
-          </w:p>
-        </w:tc>
-      </w:tr>
-      <w:tr>
-        <w:tc>
-          <w:tcPr>
-            <w:tcW w:type="pct" w:w="22%"/>
-            <w:tcBorders>
-              <w:top w:val="single" w:color="999999" w:sz="4"/>
-              <w:left w:val="single" w:color="999999" w:sz="4"/>
-              <w:bottom w:val="single" w:color="999999" w:sz="4"/>
-              <w:right w:val="single" w:color="999999" w:sz="4"/>
-            </w:tcBorders>
-            <w:shd w:fill="E8E8E8" w:val="clear"/>
-          </w:tcPr>
-          <w:p>
-            <w:r>
-              <w:rPr>
-                <w:b w:val="0"/>
-              </w:rPr>
-              <w:t>IMS</w:t>
-            </w:r>
-          </w:p>
-        </w:tc>
-        <w:tc>
-          <w:tcPr>
-            <w:tcW w:type="pct" w:w="22%"/>
-            <w:tcBorders>
-              <w:top w:val="single" w:color="999999" w:sz="4"/>
-              <w:left w:val="single" w:color="999999" w:sz="4"/>
-              <w:bottom w:val="single" w:color="999999" w:sz="4"/>
-              <w:right w:val="single" w:color="999999" w:sz="4"/>
-            </w:tcBorders>
-            <w:shd w:fill="E8E8E8" w:val="clear"/>
-          </w:tcPr>
-          <w:p>
-            <w:r>
-              <w:rPr>
-                <w:b w:val="0"/>
-              </w:rPr>
-              <w:t>Information Management System (NABH SHCO chapter 10)</w:t>
-            </w:r>
-          </w:p>
-        </w:tc>
-      </w:tr>
-      <w:tr>
-        <w:tc>
-          <w:tcPr>
-            <w:tcW w:type="pct" w:w="22%"/>
-            <w:tcBorders>
-              <w:top w:val="single" w:color="999999" w:sz="4"/>
-              <w:left w:val="single" w:color="999999" w:sz="4"/>
-              <w:bottom w:val="single" w:color="999999" w:sz="4"/>
-              <w:right w:val="single" w:color="999999" w:sz="4"/>
-            </w:tcBorders>
-            <w:shd w:fill="E8E8E8" w:val="clear"/>
-          </w:tcPr>
-          <w:p>
-            <w:r>
-              <w:rPr>
-                <w:b w:val="0"/>
-              </w:rPr>
-              <w:t>NABH</w:t>
-            </w:r>
-          </w:p>
-        </w:tc>
-        <w:tc>
-          <w:tcPr>
-            <w:tcW w:type="pct" w:w="22%"/>
-            <w:tcBorders>
-              <w:top w:val="single" w:color="999999" w:sz="4"/>
-              <w:left w:val="single" w:color="999999" w:sz="4"/>
-              <w:bottom w:val="single" w:color="999999" w:sz="4"/>
-              <w:right w:val="single" w:color="999999" w:sz="4"/>
-            </w:tcBorders>
-            <w:shd w:fill="E8E8E8" w:val="clear"/>
-          </w:tcPr>
-          <w:p>
-            <w:r>
-              <w:rPr>
-                <w:b w:val="0"/>
-              </w:rPr>
-              <w:t>National Accreditation Board for Hospitals and Healthcare Providers</w:t>
-            </w:r>
-          </w:p>
-        </w:tc>
-      </w:tr>
-      <w:tr>
-        <w:tc>
-          <w:tcPr>
-            <w:tcW w:type="pct" w:w="22%"/>
-            <w:tcBorders>
-              <w:top w:val="single" w:color="999999" w:sz="4"/>
-              <w:left w:val="single" w:color="999999" w:sz="4"/>
-              <w:bottom w:val="single" w:color="999999" w:sz="4"/>
-              <w:right w:val="single" w:color="999999" w:sz="4"/>
-            </w:tcBorders>
-            <w:shd w:fill="E8E8E8" w:val="clear"/>
-          </w:tcPr>
-          <w:p>
-            <w:r>
-              <w:rPr>
-                <w:b w:val="0"/>
-              </w:rPr>
-              <w:t>OE</w:t>
-            </w:r>
-          </w:p>
-        </w:tc>
-        <w:tc>
-          <w:tcPr>
-            <w:tcW w:type="pct" w:w="22%"/>
-            <w:tcBorders>
-              <w:top w:val="single" w:color="999999" w:sz="4"/>
-              <w:left w:val="single" w:color="999999" w:sz="4"/>
-              <w:bottom w:val="single" w:color="999999" w:sz="4"/>
-              <w:right w:val="single" w:color="999999" w:sz="4"/>
-            </w:tcBorders>
-            <w:shd w:fill="E8E8E8" w:val="clear"/>
-          </w:tcPr>
-          <w:p>
-            <w:r>
-              <w:rPr>
-                <w:b w:val="0"/>
-              </w:rPr>
-              <w:t>objective element</w:t>
-            </w:r>
-          </w:p>
-        </w:tc>
-      </w:tr>
-      <w:tr>
-        <w:tc>
-          <w:tcPr>
-            <w:tcW w:type="pct" w:w="22%"/>
-            <w:tcBorders>
-              <w:top w:val="single" w:color="999999" w:sz="4"/>
-              <w:left w:val="single" w:color="999999" w:sz="4"/>
-              <w:bottom w:val="single" w:color="999999" w:sz="4"/>
-              <w:right w:val="single" w:color="999999" w:sz="4"/>
-            </w:tcBorders>
-            <w:shd w:fill="E8E8E8" w:val="clear"/>
-          </w:tcPr>
-          <w:p>
-            <w:r>
-              <w:rPr>
-                <w:b w:val="0"/>
-              </w:rPr>
-              <w:t>SHCO</w:t>
-            </w:r>
-          </w:p>
-        </w:tc>
-        <w:tc>
-          <w:tcPr>
-            <w:tcW w:type="pct" w:w="22%"/>
-            <w:tcBorders>
-              <w:top w:val="single" w:color="999999" w:sz="4"/>
-              <w:left w:val="single" w:color="999999" w:sz="4"/>
-              <w:bottom w:val="single" w:color="999999" w:sz="4"/>
-              <w:right w:val="single" w:color="999999" w:sz="4"/>
-            </w:tcBorders>
-            <w:shd w:fill="E8E8E8" w:val="clear"/>
-          </w:tcPr>
-          <w:p>
-            <w:r>
-              <w:rPr>
-                <w:b w:val="0"/>
-              </w:rPr>
-              <w:t>Standards for Small Healthcare Organisations</w:t>
-            </w:r>
-          </w:p>
-        </w:tc>
-      </w:tr>
-    </w:tbl>
-    <w:p>
-      <w:pPr>
-        <w:pStyle w:val="Heading1"/>
-        <w:spacing w:after="120" w:before="280"/>
-      </w:pPr>
-      <w:r>
-        <w:t>11. Traceability to NABH SHCO 3rd Edition IMS.2</w:t>
-      </w:r>
-    </w:p>
-    <w:p>
-      <w:pPr>
-        <w:spacing w:after="120"/>
-      </w:pPr>
-      <w:r>
-        <w:rPr>
-          <w:i/>
-          <w:iCs/>
-          <w:sz w:val="20"/>
-          <w:szCs w:val="20"/>
-        </w:rPr>
-        <w:t xml:space="preserve">This table is an index. It is not how the policy is organised.</w:t>
-      </w:r>
-    </w:p>
     <w:p>
       <w:pPr>
         <w:pStyle w:val="Heading1"/>

--- a/policies/build/masters/IMS.2_v2_master.docx
+++ b/policies/build/masters/IMS.2_v2_master.docx
@@ -677,7 +677,7 @@
           <w:sz w:val="22"/>
           <w:szCs w:val="22"/>
         </w:rPr>
-        <w:t xml:space="preserve">IMS.2 owns the medical-record system: structure, who may write, and how an entry is authenticated. Care chapters own the clinical content of those entries. IMS.3 owns continuity items (admission reason, assessments, transfer, discharge-summary copy, cause-of-death copy, access). AAC.2 owns generation of the unique identification number at registration.</w:t>
+        <w:t>Care chapters own the clinical content of those entries.</w:t>
       </w:r>
     </w:p>
     <w:p>
@@ -703,18 +703,6 @@
     </w:p>
     <w:p>
       <w:pPr>
-        <w:spacing w:after="140"/>
-      </w:pPr>
-      <w:r>
-        <w:rPr>
-          <w:sz w:val="22"/>
-          <w:szCs w:val="22"/>
-        </w:rPr>
-        <w:t xml:space="preserve">It covers the five elements IMS.2.a–e. It does not cover continuity-of-care contents (IMS.3), confidentiality and disclosure (IMS.4), retention (IMS.5), or medical-record review (IMS.6).</w:t>
-      </w:r>
-    </w:p>
-    <w:p>
-      <w:pPr>
         <w:pStyle w:val="Heading1"/>
         <w:spacing w:after="120" w:before="280"/>
       </w:pPr>
@@ -788,7 +776,7 @@
           <w:sz w:val="22"/>
           <w:szCs w:val="22"/>
         </w:rPr>
-        <w:t xml:space="preserve">1. Opening or filing a medical record without the unique identifier generated at registration (AAC.2.b).</w:t>
+        <w:t>1. Opening or filing a medical record without the unique identifier generated at registration.</w:t>
       </w:r>
     </w:p>
     <w:p>
@@ -890,7 +878,7 @@
           <w:sz w:val="22"/>
           <w:szCs w:val="22"/>
         </w:rPr>
-        <w:t xml:space="preserve">The identifier is the unique identification number generated at the end of registration under AAC.2.b. The «Medical Records Officer» confirms that the same number appears on the record cover (paper) or the patient header (electronic health record (EHR)), on every continuation sheet, and on every form filed in that record.</w:t>
+        <w:t>The identifier is the unique identification number generated at the end of registration under the relevant policy. The «Medical Records Officer» confirms that the same number appears on the record cover (paper) or the patient header (electronic health record (EHR)), on every continuation sheet, and on every form filed in that record.</w:t>
       </w:r>
     </w:p>
     <w:p>
@@ -959,7 +947,7 @@
           <w:sz w:val="22"/>
           <w:szCs w:val="22"/>
         </w:rPr>
-        <w:t xml:space="preserve">IMS.2.b is asterisked: a contents list that is not followed, or a record that cannot be read in time order, fails the OE. IMS.3 adds specific continuity items on top of this structure.</w:t>
+        <w:t>This element is asterisked: a contents list that is not followed, or a record that cannot be read in time order, fails the OE. The continuity-of-care policy adds specific continuity items on top of this structure.</w:t>
       </w:r>
     </w:p>
     <w:p>
@@ -1061,7 +1049,7 @@
           <w:sz w:val="22"/>
           <w:szCs w:val="22"/>
         </w:rPr>
-        <w:t xml:space="preserve">A verbal order is written by the receiving nurse, named, signed, dated and timed, and countersigned by the ordering doctor within «24 hours». MOM.4 owns the medication-order format; this step owns the authentication of the record entry.</w:t>
+        <w:t>A verbal order is written by the receiving nurse, named, signed, dated and timed, and countersigned by the ordering doctor within «24 hours».</w:t>
       </w:r>
     </w:p>
     <w:p>
@@ -1106,19 +1094,19 @@
           <w:sz w:val="22"/>
           <w:szCs w:val="22"/>
         </w:rPr>
-        <w:t xml:space="preserve">Dangerous abbreviations (for example those that can be read as a different dose or drug) are not authorised. The list is reviewed «annually» or when a near-miss related to an abbreviation is reported under PSQ.5.</w:t>
-      </w:r>
-    </w:p>
-    <w:p>
-      <w:pPr>
-        <w:spacing w:after="140"/>
-      </w:pPr>
-      <w:r>
-        <w:rPr>
-          <w:sz w:val="22"/>
-          <w:szCs w:val="22"/>
-        </w:rPr>
-        <w:t xml:space="preserve">IMS.6 reviews a sample of records against this list.</w:t>
+        <w:t>Dangerous abbreviations (for example those that can be read as a different dose or drug) are not authorised. The list is reviewed «annually» or when a near-miss related to an abbreviation is reported under the relevant policy.</w:t>
+      </w:r>
+    </w:p>
+    <w:p>
+      <w:pPr>
+        <w:spacing w:after="140"/>
+      </w:pPr>
+      <w:r>
+        <w:rPr>
+          <w:sz w:val="22"/>
+          <w:szCs w:val="22"/>
+        </w:rPr>
+        <w:t>The periodic record-review policy reviews a sample of records against this list.</w:t>
       </w:r>
     </w:p>
     <w:p>
@@ -1331,7 +1319,7 @@
           <w:sz w:val="22"/>
           <w:szCs w:val="22"/>
         </w:rPr>
-        <w:t xml:space="preserve">Feeds abbreviation and authentication findings to IMS.6 review.</w:t>
+        <w:t>Feeds abbreviation and authentication findings to the periodic record-review process.</w:t>
       </w:r>
     </w:p>
     <w:p>

--- a/policies/build/masters/IMS.2_v2_master.docx
+++ b/policies/build/masters/IMS.2_v2_master.docx
@@ -3661,8 +3661,23 @@
           <w:sz w:val="22"/>
           <w:szCs w:val="22"/>
         </w:rPr>
-        <w:t xml:space="preserve">National Accreditation Board for Hospitals and Healthcare Providers (NABH), Standards for Small Healthcare Organisations, 3rd Edition — Information Management System chapter, standard IMS.2.</w:t>
-      </w:r>
+      </w:r>
+      <w:r>
+        <w:rPr>
+          <w:sz w:val="22"/>
+        </w:rPr>
+        <w:t xml:space="preserve">National Accreditation Board for Hospitals &amp; Healthcare Providers. (2022). Standards for small healthcare organisations (3rd ed.) — Information Management System chapter, standard IMS.2. </w:t>
+      </w:r>
+      <w:hyperlink r:id="rId9">
+        <w:r>
+          <w:rPr>
+            <w:rStyle w:val="Hyperlink"/>
+            <w:sz w:val="22"/>
+            <w:szCs w:val="22"/>
+          </w:rPr>
+          <w:t>https://nabh.co/programmes/small-healthcare-organisation-shco-accreditation-programme/</w:t>
+        </w:r>
+      </w:hyperlink>
     </w:p>
     <w:p>
       <w:pPr>
